--- a/Docs/TechTask/ТЗ 0.0.5.docx
+++ b/Docs/TechTask/ТЗ 0.0.5.docx
@@ -117,7 +117,13 @@
         <w:t xml:space="preserve"> </w:t>
       </w:r>
       <w:r>
-        <w:t>кода (10 случайных классов)</w:t>
+        <w:t>кода (</w:t>
+      </w:r>
+      <w:r>
+        <w:t>5</w:t>
+      </w:r>
+      <w:r>
+        <w:t xml:space="preserve"> случайных классов)</w:t>
       </w:r>
       <w:r>
         <w:t>;</w:t>
@@ -130,170 +136,172 @@
         <w:jc w:val="both"/>
       </w:pPr>
       <w:r>
-        <w:t xml:space="preserve">- написать юнит-тесты на </w:t>
-      </w:r>
-      <w:r>
-        <w:t>новые и изменившиеся методы, в случае необходимости актуализировать старые</w:t>
-      </w:r>
-      <w:r>
-        <w:t>;</w:t>
-      </w:r>
-    </w:p>
-    <w:p>
-      <w:pPr>
-        <w:spacing w:after="0" w:line="360" w:lineRule="auto"/>
-        <w:ind w:firstLine="709"/>
-        <w:jc w:val="both"/>
-      </w:pPr>
-      <w:r>
-        <w:t xml:space="preserve">- написать интеграционные тесты </w:t>
-      </w:r>
-      <w:r>
-        <w:t>на новые и изменившиеся методы</w:t>
-      </w:r>
-      <w:r>
-        <w:t xml:space="preserve"> </w:t>
-      </w:r>
-      <w:r>
-        <w:t>контроллеров</w:t>
-      </w:r>
-      <w:r>
-        <w:t>;</w:t>
-      </w:r>
-    </w:p>
-    <w:p>
-      <w:pPr>
-        <w:spacing w:after="0" w:line="360" w:lineRule="auto"/>
-        <w:ind w:firstLine="709"/>
-        <w:jc w:val="both"/>
-      </w:pPr>
-      <w:r>
-        <w:t>- раскатить на тестовой среде;</w:t>
-      </w:r>
-    </w:p>
-    <w:p>
-      <w:pPr>
-        <w:spacing w:after="0" w:line="360" w:lineRule="auto"/>
-        <w:ind w:firstLine="709"/>
-        <w:jc w:val="both"/>
-      </w:pPr>
-      <w:r>
-        <w:t xml:space="preserve">- </w:t>
-      </w:r>
-      <w:r>
-        <w:t>провести ручное тестирование доработок и исправлений</w:t>
-      </w:r>
-      <w:r>
-        <w:t>;</w:t>
-      </w:r>
-    </w:p>
-    <w:p>
-      <w:pPr>
-        <w:spacing w:after="0" w:line="360" w:lineRule="auto"/>
-        <w:ind w:firstLine="709"/>
-        <w:jc w:val="both"/>
-      </w:pPr>
-      <w:r>
-        <w:t xml:space="preserve">- </w:t>
-      </w:r>
-      <w:r>
-        <w:t>внести правки по результатам тестирования;</w:t>
-      </w:r>
-    </w:p>
-    <w:p>
-      <w:pPr>
-        <w:spacing w:after="0" w:line="360" w:lineRule="auto"/>
-        <w:ind w:firstLine="709"/>
-        <w:jc w:val="both"/>
-      </w:pPr>
-      <w:r>
-        <w:t xml:space="preserve">- создать </w:t>
-      </w:r>
-      <w:proofErr w:type="spellStart"/>
-      <w:r>
-        <w:t>релизную</w:t>
-      </w:r>
-      <w:proofErr w:type="spellEnd"/>
-      <w:r>
-        <w:t xml:space="preserve"> ветку;</w:t>
-      </w:r>
-    </w:p>
-    <w:p>
-      <w:pPr>
-        <w:spacing w:after="0" w:line="360" w:lineRule="auto"/>
-        <w:ind w:firstLine="709"/>
-        <w:jc w:val="both"/>
-      </w:pPr>
-      <w:r>
-        <w:t>- раскатить на продуктовой среде.</w:t>
-      </w:r>
-    </w:p>
-    <w:p>
-      <w:pPr>
-        <w:spacing w:after="0" w:line="360" w:lineRule="auto"/>
-        <w:ind w:firstLine="709"/>
-        <w:jc w:val="both"/>
-      </w:pPr>
-    </w:p>
-    <w:p>
-      <w:pPr>
-        <w:pStyle w:val="1"/>
-      </w:pPr>
-      <w:r>
-        <w:t>4. Этапы разработки</w:t>
-      </w:r>
-    </w:p>
-    <w:p/>
-    <w:p>
-      <w:pPr>
-        <w:spacing w:after="0" w:line="360" w:lineRule="auto"/>
-        <w:jc w:val="both"/>
-      </w:pPr>
-      <w:r>
-        <w:t>0.0.</w:t>
-      </w:r>
-      <w:r>
-        <w:t>5</w:t>
-      </w:r>
-      <w:r>
-        <w:t xml:space="preserve">.1. </w:t>
-      </w:r>
-      <w:proofErr w:type="spellStart"/>
-      <w:r>
-        <w:t>Рефакторинг</w:t>
-      </w:r>
-      <w:proofErr w:type="spellEnd"/>
-      <w:r>
-        <w:t>:</w:t>
-      </w:r>
-    </w:p>
-    <w:p>
-      <w:pPr>
-        <w:spacing w:after="0" w:line="360" w:lineRule="auto"/>
-        <w:jc w:val="both"/>
+        <w:t xml:space="preserve">- написать юнит-тесты </w:t>
+      </w:r>
+      <w:r>
         <w:rPr>
           <w:lang w:val="en-US"/>
         </w:rPr>
-      </w:pPr>
-      <w:r>
-        <w:tab/>
-        <w:t>0.0.</w:t>
-      </w:r>
-      <w:r>
-        <w:t>5</w:t>
-      </w:r>
-      <w:r>
-        <w:t xml:space="preserve">.1.1. </w:t>
-      </w:r>
-      <w:proofErr w:type="spellStart"/>
-      <w:r>
-        <w:t>Contract</w:t>
-      </w:r>
-      <w:r>
-        <w:t>.</w:t>
+        <w:t>(5)</w:t>
+      </w:r>
+      <w:r>
+        <w:t>;</w:t>
+      </w:r>
+    </w:p>
+    <w:p>
+      <w:pPr>
+        <w:spacing w:after="0" w:line="360" w:lineRule="auto"/>
+        <w:ind w:firstLine="709"/>
+        <w:jc w:val="both"/>
+      </w:pPr>
+      <w:r>
+        <w:t xml:space="preserve">- написать интеграционные тесты </w:t>
+      </w:r>
+      <w:r>
+        <w:rPr>
+          <w:lang w:val="en-US"/>
+        </w:rPr>
+        <w:t>(5)</w:t>
       </w:r>
       <w:bookmarkStart w:id="0" w:name="_GoBack"/>
       <w:bookmarkEnd w:id="0"/>
+      <w:r>
+        <w:t>;</w:t>
+      </w:r>
+    </w:p>
+    <w:p>
+      <w:pPr>
+        <w:spacing w:after="0" w:line="360" w:lineRule="auto"/>
+        <w:ind w:firstLine="709"/>
+        <w:jc w:val="both"/>
+      </w:pPr>
+      <w:r>
+        <w:t>- раскатить на тестовой среде;</w:t>
+      </w:r>
+    </w:p>
+    <w:p>
+      <w:pPr>
+        <w:spacing w:after="0" w:line="360" w:lineRule="auto"/>
+        <w:ind w:firstLine="709"/>
+        <w:jc w:val="both"/>
+      </w:pPr>
+      <w:r>
+        <w:t xml:space="preserve">- </w:t>
+      </w:r>
+      <w:r>
+        <w:t>провести ручное тестирование доработок и исправлений</w:t>
+      </w:r>
+      <w:r>
+        <w:t>;</w:t>
+      </w:r>
+    </w:p>
+    <w:p>
+      <w:pPr>
+        <w:spacing w:after="0" w:line="360" w:lineRule="auto"/>
+        <w:ind w:firstLine="709"/>
+        <w:jc w:val="both"/>
+      </w:pPr>
+      <w:r>
+        <w:t xml:space="preserve">- </w:t>
+      </w:r>
+      <w:r>
+        <w:t>внести правки по результатам тестирования;</w:t>
+      </w:r>
+    </w:p>
+    <w:p>
+      <w:pPr>
+        <w:spacing w:after="0" w:line="360" w:lineRule="auto"/>
+        <w:ind w:firstLine="709"/>
+        <w:jc w:val="both"/>
+      </w:pPr>
+      <w:r>
+        <w:t xml:space="preserve">- создать </w:t>
+      </w:r>
+      <w:proofErr w:type="spellStart"/>
+      <w:r>
+        <w:t>релизную</w:t>
+      </w:r>
+      <w:proofErr w:type="spellEnd"/>
+      <w:r>
+        <w:t xml:space="preserve"> ветку;</w:t>
+      </w:r>
+    </w:p>
+    <w:p>
+      <w:pPr>
+        <w:spacing w:after="0" w:line="360" w:lineRule="auto"/>
+        <w:ind w:firstLine="709"/>
+        <w:jc w:val="both"/>
+      </w:pPr>
+      <w:r>
+        <w:t>- раскатить на продуктовой среде.</w:t>
+      </w:r>
+    </w:p>
+    <w:p>
+      <w:pPr>
+        <w:spacing w:after="0" w:line="360" w:lineRule="auto"/>
+        <w:ind w:firstLine="709"/>
+        <w:jc w:val="both"/>
+      </w:pPr>
+    </w:p>
+    <w:p>
+      <w:pPr>
+        <w:pStyle w:val="1"/>
+      </w:pPr>
+      <w:r>
+        <w:t>4. Этапы разработки</w:t>
+      </w:r>
+    </w:p>
+    <w:p/>
+    <w:p>
+      <w:pPr>
+        <w:spacing w:after="0" w:line="360" w:lineRule="auto"/>
+        <w:jc w:val="both"/>
+      </w:pPr>
+      <w:r>
+        <w:t>0.0.</w:t>
+      </w:r>
+      <w:r>
+        <w:t>5</w:t>
+      </w:r>
+      <w:r>
+        <w:t xml:space="preserve">.1. </w:t>
+      </w:r>
+      <w:proofErr w:type="spellStart"/>
+      <w:r>
+        <w:t>Рефакторинг</w:t>
+      </w:r>
+      <w:proofErr w:type="spellEnd"/>
+      <w:r>
+        <w:t>:</w:t>
+      </w:r>
+    </w:p>
+    <w:p>
+      <w:pPr>
+        <w:spacing w:after="0" w:line="360" w:lineRule="auto"/>
+        <w:jc w:val="both"/>
+      </w:pPr>
+      <w:r>
+        <w:tab/>
+      </w:r>
+      <w:r>
+        <w:t>+</w:t>
+      </w:r>
+      <w:r>
+        <w:t>0.0.</w:t>
+      </w:r>
+      <w:r>
+        <w:t>5</w:t>
+      </w:r>
+      <w:r>
+        <w:t xml:space="preserve">.1.1. </w:t>
+      </w:r>
+      <w:proofErr w:type="spellStart"/>
+      <w:r>
+        <w:t>Contract</w:t>
+      </w:r>
+      <w:r>
+        <w:t>.</w:t>
+      </w:r>
       <w:r>
         <w:t>Model</w:t>
       </w:r>

--- a/Docs/TechTask/ТЗ 0.0.5.docx
+++ b/Docs/TechTask/ТЗ 0.0.5.docx
@@ -139,9 +139,6 @@
         <w:t xml:space="preserve">- написать юнит-тесты </w:t>
       </w:r>
       <w:r>
-        <w:rPr>
-          <w:lang w:val="en-US"/>
-        </w:rPr>
         <w:t>(5)</w:t>
       </w:r>
       <w:r>
@@ -158,164 +155,378 @@
         <w:t xml:space="preserve">- написать интеграционные тесты </w:t>
       </w:r>
       <w:r>
-        <w:rPr>
-          <w:lang w:val="en-US"/>
-        </w:rPr>
         <w:t>(5)</w:t>
+      </w:r>
+      <w:r>
+        <w:t>;</w:t>
+      </w:r>
+    </w:p>
+    <w:p>
+      <w:pPr>
+        <w:spacing w:after="0" w:line="360" w:lineRule="auto"/>
+        <w:ind w:firstLine="709"/>
+        <w:jc w:val="both"/>
+      </w:pPr>
+      <w:r>
+        <w:t>- раскатить на тестовой среде;</w:t>
+      </w:r>
+    </w:p>
+    <w:p>
+      <w:pPr>
+        <w:spacing w:after="0" w:line="360" w:lineRule="auto"/>
+        <w:ind w:firstLine="709"/>
+        <w:jc w:val="both"/>
+      </w:pPr>
+      <w:r>
+        <w:t xml:space="preserve">- </w:t>
+      </w:r>
+      <w:r>
+        <w:t>провести ручное тестирование доработок и исправлений</w:t>
+      </w:r>
+      <w:r>
+        <w:t>;</w:t>
+      </w:r>
+    </w:p>
+    <w:p>
+      <w:pPr>
+        <w:spacing w:after="0" w:line="360" w:lineRule="auto"/>
+        <w:ind w:firstLine="709"/>
+        <w:jc w:val="both"/>
+      </w:pPr>
+      <w:r>
+        <w:t xml:space="preserve">- </w:t>
+      </w:r>
+      <w:r>
+        <w:t>внести правки по результатам тестирования;</w:t>
+      </w:r>
+    </w:p>
+    <w:p>
+      <w:pPr>
+        <w:spacing w:after="0" w:line="360" w:lineRule="auto"/>
+        <w:ind w:firstLine="709"/>
+        <w:jc w:val="both"/>
+      </w:pPr>
+      <w:r>
+        <w:t xml:space="preserve">- создать </w:t>
+      </w:r>
+      <w:proofErr w:type="spellStart"/>
+      <w:r>
+        <w:t>релизную</w:t>
+      </w:r>
+      <w:proofErr w:type="spellEnd"/>
+      <w:r>
+        <w:t xml:space="preserve"> ветку;</w:t>
+      </w:r>
+    </w:p>
+    <w:p>
+      <w:pPr>
+        <w:spacing w:after="0" w:line="360" w:lineRule="auto"/>
+        <w:ind w:firstLine="709"/>
+        <w:jc w:val="both"/>
+      </w:pPr>
+      <w:r>
+        <w:t>- раскатить на продуктовой среде.</w:t>
+      </w:r>
+    </w:p>
+    <w:p>
+      <w:pPr>
+        <w:spacing w:after="0" w:line="360" w:lineRule="auto"/>
+        <w:ind w:firstLine="709"/>
+        <w:jc w:val="both"/>
+      </w:pPr>
+    </w:p>
+    <w:p>
+      <w:pPr>
+        <w:pStyle w:val="1"/>
+      </w:pPr>
+      <w:r>
+        <w:t>4. Этапы разработки</w:t>
+      </w:r>
+    </w:p>
+    <w:p/>
+    <w:p>
+      <w:pPr>
+        <w:spacing w:after="0" w:line="360" w:lineRule="auto"/>
+        <w:jc w:val="both"/>
+      </w:pPr>
+      <w:r>
+        <w:t>0.0.</w:t>
+      </w:r>
+      <w:r>
+        <w:t>5</w:t>
+      </w:r>
+      <w:r>
+        <w:t xml:space="preserve">.1. </w:t>
+      </w:r>
+      <w:proofErr w:type="spellStart"/>
+      <w:r>
+        <w:t>Рефакторинг</w:t>
+      </w:r>
+      <w:proofErr w:type="spellEnd"/>
+      <w:r>
+        <w:t>:</w:t>
+      </w:r>
+    </w:p>
+    <w:p>
+      <w:pPr>
+        <w:spacing w:after="0" w:line="360" w:lineRule="auto"/>
+        <w:jc w:val="both"/>
+      </w:pPr>
+      <w:r>
+        <w:tab/>
+      </w:r>
+      <w:r>
+        <w:t>+</w:t>
+      </w:r>
+      <w:r>
+        <w:t>0.0.</w:t>
+      </w:r>
+      <w:r>
+        <w:t>5</w:t>
+      </w:r>
+      <w:r>
+        <w:t xml:space="preserve">.1.1. </w:t>
+      </w:r>
+      <w:proofErr w:type="spellStart"/>
+      <w:r>
+        <w:t>Contract</w:t>
+      </w:r>
+      <w:r>
+        <w:t>.</w:t>
+      </w:r>
+      <w:r>
+        <w:t>Model</w:t>
+      </w:r>
+      <w:r>
+        <w:t>.</w:t>
+      </w:r>
+      <w:r>
+        <w:t>ErrorMessage</w:t>
+      </w:r>
+      <w:proofErr w:type="spellEnd"/>
+    </w:p>
+    <w:p>
+      <w:pPr>
+        <w:rPr>
+          <w:lang w:val="en-US"/>
+        </w:rPr>
+      </w:pPr>
+      <w:r>
+        <w:tab/>
+      </w:r>
+      <w:r>
+        <w:rPr>
+          <w:lang w:val="en-US"/>
+        </w:rPr>
+        <w:t xml:space="preserve">+ </w:t>
+      </w:r>
+      <w:r>
+        <w:rPr>
+          <w:lang w:val="en-US"/>
+        </w:rPr>
+        <w:t xml:space="preserve">0.0.5.1.2. </w:t>
+      </w:r>
+      <w:proofErr w:type="spellStart"/>
+      <w:r>
+        <w:rPr>
+          <w:lang w:val="en-US"/>
+        </w:rPr>
+        <w:t>DbClient</w:t>
+      </w:r>
+      <w:proofErr w:type="spellEnd"/>
+      <w:r>
+        <w:rPr>
+          <w:lang w:val="en-US"/>
+        </w:rPr>
+        <w:t>.</w:t>
+      </w:r>
+      <w:r>
+        <w:rPr>
+          <w:lang w:val="en-US"/>
+        </w:rPr>
+        <w:t xml:space="preserve"> </w:t>
+      </w:r>
+      <w:r>
+        <w:rPr>
+          <w:lang w:val="en-US"/>
+        </w:rPr>
+        <w:t>Deploy</w:t>
+      </w:r>
+      <w:r>
+        <w:rPr>
+          <w:lang w:val="en-US"/>
+        </w:rPr>
+        <w:t>.</w:t>
+      </w:r>
+      <w:r>
+        <w:rPr>
+          <w:lang w:val="en-US"/>
+        </w:rPr>
+        <w:t xml:space="preserve"> </w:t>
+      </w:r>
+      <w:proofErr w:type="gramStart"/>
+      <w:r>
+        <w:rPr>
+          <w:lang w:val="en-US"/>
+        </w:rPr>
+        <w:t>1.CreateTables.sql</w:t>
+      </w:r>
+      <w:proofErr w:type="gramEnd"/>
+    </w:p>
+    <w:p>
+      <w:pPr>
+        <w:rPr>
+          <w:lang w:val="en-US"/>
+        </w:rPr>
+      </w:pPr>
+    </w:p>
+    <w:p>
+      <w:pPr>
+        <w:spacing w:after="0" w:line="360" w:lineRule="auto"/>
+        <w:jc w:val="both"/>
+        <w:rPr>
+          <w:lang w:val="en-US"/>
+        </w:rPr>
+      </w:pPr>
+      <w:r>
+        <w:rPr>
+          <w:lang w:val="en-US"/>
+        </w:rPr>
+        <w:t>0.0.5.</w:t>
+      </w:r>
+      <w:r>
+        <w:rPr>
+          <w:lang w:val="en-US"/>
+        </w:rPr>
+        <w:t>2</w:t>
+      </w:r>
+      <w:r>
+        <w:rPr>
+          <w:lang w:val="en-US"/>
+        </w:rPr>
+        <w:t xml:space="preserve">. </w:t>
+      </w:r>
+      <w:r>
+        <w:t>Юнит</w:t>
+      </w:r>
+      <w:r>
+        <w:rPr>
+          <w:lang w:val="en-US"/>
+        </w:rPr>
+        <w:t>-</w:t>
+      </w:r>
+      <w:r>
+        <w:t>тесты</w:t>
+      </w:r>
+      <w:r>
+        <w:rPr>
+          <w:lang w:val="en-US"/>
+        </w:rPr>
+        <w:t>:</w:t>
+      </w:r>
+    </w:p>
+    <w:p>
+      <w:pPr>
+        <w:spacing w:after="0" w:line="360" w:lineRule="auto"/>
+        <w:jc w:val="both"/>
+        <w:rPr>
+          <w:lang w:val="en-US"/>
+        </w:rPr>
+      </w:pPr>
+      <w:r>
+        <w:rPr>
+          <w:lang w:val="en-US"/>
+        </w:rPr>
+        <w:tab/>
+        <w:t>0.0.5.</w:t>
+      </w:r>
+      <w:r>
+        <w:rPr>
+          <w:lang w:val="en-US"/>
+        </w:rPr>
+        <w:t>2</w:t>
+      </w:r>
+      <w:r>
+        <w:rPr>
+          <w:lang w:val="en-US"/>
+        </w:rPr>
+        <w:t xml:space="preserve">.1. </w:t>
+      </w:r>
+      <w:proofErr w:type="spellStart"/>
+      <w:r>
+        <w:rPr>
+          <w:lang w:val="en-US"/>
+        </w:rPr>
+        <w:t>Planning.Controllers.AccountController.Login</w:t>
+      </w:r>
+      <w:proofErr w:type="spellEnd"/>
+    </w:p>
+    <w:p>
+      <w:pPr>
+        <w:rPr>
+          <w:lang w:val="en-US"/>
+        </w:rPr>
+      </w:pPr>
+    </w:p>
+    <w:p>
+      <w:pPr>
+        <w:spacing w:after="0" w:line="360" w:lineRule="auto"/>
+        <w:jc w:val="both"/>
+        <w:rPr>
+          <w:lang w:val="en-US"/>
+        </w:rPr>
+      </w:pPr>
+      <w:r>
+        <w:rPr>
+          <w:lang w:val="en-US"/>
+        </w:rPr>
+        <w:t>0.0.5.</w:t>
+      </w:r>
+      <w:r>
+        <w:t>3</w:t>
+      </w:r>
+      <w:r>
+        <w:rPr>
+          <w:lang w:val="en-US"/>
+        </w:rPr>
+        <w:t xml:space="preserve">. </w:t>
+      </w:r>
+      <w:r>
+        <w:t xml:space="preserve">Ручные </w:t>
       </w:r>
       <w:bookmarkStart w:id="0" w:name="_GoBack"/>
       <w:bookmarkEnd w:id="0"/>
       <w:r>
-        <w:t>;</w:t>
-      </w:r>
-    </w:p>
-    <w:p>
-      <w:pPr>
-        <w:spacing w:after="0" w:line="360" w:lineRule="auto"/>
-        <w:ind w:firstLine="709"/>
-        <w:jc w:val="both"/>
-      </w:pPr>
-      <w:r>
-        <w:t>- раскатить на тестовой среде;</w:t>
-      </w:r>
-    </w:p>
-    <w:p>
-      <w:pPr>
-        <w:spacing w:after="0" w:line="360" w:lineRule="auto"/>
-        <w:ind w:firstLine="709"/>
-        <w:jc w:val="both"/>
-      </w:pPr>
-      <w:r>
-        <w:t xml:space="preserve">- </w:t>
-      </w:r>
-      <w:r>
-        <w:t>провести ручное тестирование доработок и исправлений</w:t>
-      </w:r>
-      <w:r>
-        <w:t>;</w:t>
-      </w:r>
-    </w:p>
-    <w:p>
-      <w:pPr>
-        <w:spacing w:after="0" w:line="360" w:lineRule="auto"/>
-        <w:ind w:firstLine="709"/>
-        <w:jc w:val="both"/>
-      </w:pPr>
-      <w:r>
-        <w:t xml:space="preserve">- </w:t>
-      </w:r>
-      <w:r>
-        <w:t>внести правки по результатам тестирования;</w:t>
-      </w:r>
-    </w:p>
-    <w:p>
-      <w:pPr>
-        <w:spacing w:after="0" w:line="360" w:lineRule="auto"/>
-        <w:ind w:firstLine="709"/>
-        <w:jc w:val="both"/>
-      </w:pPr>
-      <w:r>
-        <w:t xml:space="preserve">- создать </w:t>
-      </w:r>
-      <w:proofErr w:type="spellStart"/>
-      <w:r>
-        <w:t>релизную</w:t>
-      </w:r>
-      <w:proofErr w:type="spellEnd"/>
-      <w:r>
-        <w:t xml:space="preserve"> ветку;</w:t>
-      </w:r>
-    </w:p>
-    <w:p>
-      <w:pPr>
-        <w:spacing w:after="0" w:line="360" w:lineRule="auto"/>
-        <w:ind w:firstLine="709"/>
-        <w:jc w:val="both"/>
-      </w:pPr>
-      <w:r>
-        <w:t>- раскатить на продуктовой среде.</w:t>
-      </w:r>
-    </w:p>
-    <w:p>
-      <w:pPr>
-        <w:spacing w:after="0" w:line="360" w:lineRule="auto"/>
-        <w:ind w:firstLine="709"/>
-        <w:jc w:val="both"/>
-      </w:pPr>
-    </w:p>
-    <w:p>
-      <w:pPr>
-        <w:pStyle w:val="1"/>
-      </w:pPr>
-      <w:r>
-        <w:t>4. Этапы разработки</w:t>
-      </w:r>
-    </w:p>
-    <w:p/>
-    <w:p>
-      <w:pPr>
-        <w:spacing w:after="0" w:line="360" w:lineRule="auto"/>
-        <w:jc w:val="both"/>
-      </w:pPr>
-      <w:r>
-        <w:t>0.0.</w:t>
-      </w:r>
-      <w:r>
-        <w:t>5</w:t>
-      </w:r>
-      <w:r>
-        <w:t xml:space="preserve">.1. </w:t>
-      </w:r>
-      <w:proofErr w:type="spellStart"/>
-      <w:r>
-        <w:t>Рефакторинг</w:t>
-      </w:r>
-      <w:proofErr w:type="spellEnd"/>
-      <w:r>
+        <w:t>тесты</w:t>
+      </w:r>
+      <w:r>
+        <w:rPr>
+          <w:lang w:val="en-US"/>
+        </w:rPr>
         <w:t>:</w:t>
       </w:r>
     </w:p>
     <w:p>
       <w:pPr>
-        <w:spacing w:after="0" w:line="360" w:lineRule="auto"/>
-        <w:jc w:val="both"/>
-      </w:pPr>
-      <w:r>
-        <w:tab/>
-      </w:r>
-      <w:r>
-        <w:t>+</w:t>
-      </w:r>
-      <w:r>
-        <w:t>0.0.</w:t>
-      </w:r>
-      <w:r>
-        <w:t>5</w:t>
-      </w:r>
-      <w:r>
-        <w:t xml:space="preserve">.1.1. </w:t>
-      </w:r>
-      <w:proofErr w:type="spellStart"/>
-      <w:r>
-        <w:t>Contract</w:t>
-      </w:r>
-      <w:r>
-        <w:t>.</w:t>
-      </w:r>
-      <w:r>
-        <w:t>Model</w:t>
-      </w:r>
-      <w:r>
-        <w:t>.</w:t>
-      </w:r>
-      <w:r>
-        <w:t>ErrorMessage</w:t>
-      </w:r>
-      <w:proofErr w:type="spellEnd"/>
-    </w:p>
-    <w:p/>
-    <w:p/>
-    <w:p/>
+        <w:rPr>
+          <w:lang w:val="en-US"/>
+        </w:rPr>
+      </w:pPr>
+    </w:p>
+    <w:p>
+      <w:pPr>
+        <w:rPr>
+          <w:lang w:val="en-US"/>
+        </w:rPr>
+      </w:pPr>
+    </w:p>
+    <w:p>
+      <w:pPr>
+        <w:rPr>
+          <w:lang w:val="en-US"/>
+        </w:rPr>
+      </w:pPr>
+    </w:p>
     <w:sectPr>
       <w:pgSz w:w="11906" w:h="16838"/>
       <w:pgMar w:top="567" w:right="567" w:bottom="567" w:left="567" w:header="708" w:footer="708" w:gutter="0"/>

--- a/Docs/TechTask/ТЗ 0.0.5.docx
+++ b/Docs/TechTask/ТЗ 0.0.5.docx
@@ -483,6 +483,9 @@
         <w:t>0.0.5.</w:t>
       </w:r>
       <w:r>
+        <w:rPr>
+          <w:lang w:val="en-US"/>
+        </w:rPr>
         <w:t>3</w:t>
       </w:r>
       <w:r>
@@ -492,33 +495,43 @@
         <w:t xml:space="preserve">. </w:t>
       </w:r>
       <w:r>
-        <w:t xml:space="preserve">Ручные </w:t>
+        <w:t>Ручные</w:t>
+      </w:r>
+      <w:r>
+        <w:rPr>
+          <w:lang w:val="en-US"/>
+        </w:rPr>
+        <w:t xml:space="preserve"> </w:t>
+      </w:r>
+      <w:r>
+        <w:t>тесты</w:t>
+      </w:r>
+      <w:r>
+        <w:rPr>
+          <w:lang w:val="en-US"/>
+        </w:rPr>
+        <w:t>:</w:t>
+      </w:r>
+    </w:p>
+    <w:p>
+      <w:pPr>
+        <w:rPr>
+          <w:lang w:val="en-US"/>
+        </w:rPr>
+      </w:pPr>
+    </w:p>
+    <w:p>
+      <w:r>
+        <w:rPr>
+          <w:lang w:val="en-US"/>
+        </w:rPr>
+        <w:t>0.0.5.</w:t>
+      </w:r>
+      <w:r>
+        <w:t>4. Интеграционные тесты</w:t>
       </w:r>
       <w:bookmarkStart w:id="0" w:name="_GoBack"/>
       <w:bookmarkEnd w:id="0"/>
-      <w:r>
-        <w:t>тесты</w:t>
-      </w:r>
-      <w:r>
-        <w:rPr>
-          <w:lang w:val="en-US"/>
-        </w:rPr>
-        <w:t>:</w:t>
-      </w:r>
-    </w:p>
-    <w:p>
-      <w:pPr>
-        <w:rPr>
-          <w:lang w:val="en-US"/>
-        </w:rPr>
-      </w:pPr>
-    </w:p>
-    <w:p>
-      <w:pPr>
-        <w:rPr>
-          <w:lang w:val="en-US"/>
-        </w:rPr>
-      </w:pPr>
     </w:p>
     <w:p>
       <w:pPr>

--- a/Docs/TechTask/ТЗ 0.0.5.docx
+++ b/Docs/TechTask/ТЗ 0.0.5.docx
@@ -522,24 +522,31 @@
     </w:p>
     <w:p>
       <w:r>
-        <w:rPr>
-          <w:lang w:val="en-US"/>
-        </w:rPr>
         <w:t>0.0.5.</w:t>
       </w:r>
       <w:r>
         <w:t>4. Интеграционные тесты</w:t>
+      </w:r>
+    </w:p>
+    <w:p/>
+    <w:p>
+      <w:r>
+        <w:t>0.0.5.</w:t>
+      </w:r>
+      <w:r>
+        <w:t>5</w:t>
+      </w:r>
+      <w:r>
+        <w:t>.</w:t>
+      </w:r>
+      <w:r>
+        <w:t xml:space="preserve"> Исправления по результатам тестов</w:t>
       </w:r>
       <w:bookmarkStart w:id="0" w:name="_GoBack"/>
       <w:bookmarkEnd w:id="0"/>
     </w:p>
-    <w:p>
-      <w:pPr>
-        <w:rPr>
-          <w:lang w:val="en-US"/>
-        </w:rPr>
-      </w:pPr>
-    </w:p>
+    <w:p/>
+    <w:p/>
     <w:sectPr>
       <w:pgSz w:w="11906" w:h="16838"/>
       <w:pgMar w:top="567" w:right="567" w:bottom="567" w:left="567" w:header="708" w:footer="708" w:gutter="0"/>

--- a/Docs/TechTask/ТЗ 0.0.5.docx
+++ b/Docs/TechTask/ТЗ 0.0.5.docx
@@ -534,18 +534,25 @@
         <w:t>0.0.5.</w:t>
       </w:r>
       <w:r>
-        <w:t>5</w:t>
-      </w:r>
-      <w:r>
-        <w:t>.</w:t>
-      </w:r>
-      <w:r>
-        <w:t xml:space="preserve"> Исправления по результатам тестов</w:t>
-      </w:r>
+        <w:t>5. Исправления по результатам тестов</w:t>
+      </w:r>
+    </w:p>
+    <w:p/>
+    <w:p>
+      <w:r>
+        <w:rPr>
+          <w:lang w:val="en-US"/>
+        </w:rPr>
+        <w:t xml:space="preserve">0.0.5.6. </w:t>
+      </w:r>
+      <w:r>
+        <w:t>Выпуск релиза</w:t>
+      </w:r>
+    </w:p>
+    <w:p>
       <w:bookmarkStart w:id="0" w:name="_GoBack"/>
       <w:bookmarkEnd w:id="0"/>
     </w:p>
-    <w:p/>
     <w:p/>
     <w:sectPr>
       <w:pgSz w:w="11906" w:h="16838"/>

--- a/Docs/TechTask/ТЗ 0.0.5.docx
+++ b/Docs/TechTask/ТЗ 0.0.5.docx
@@ -374,6 +374,58 @@
       <w:proofErr w:type="gramEnd"/>
     </w:p>
     <w:p>
+      <w:r>
+        <w:tab/>
+      </w:r>
+      <w:r>
+        <w:rPr>
+          <w:lang w:val="en-US"/>
+        </w:rPr>
+        <w:t>0.0.5.1.</w:t>
+      </w:r>
+      <w:r>
+        <w:rPr>
+          <w:lang w:val="en-US"/>
+        </w:rPr>
+        <w:t>3</w:t>
+      </w:r>
+      <w:r>
+        <w:rPr>
+          <w:lang w:val="en-US"/>
+        </w:rPr>
+        <w:t>.</w:t>
+      </w:r>
+      <w:r>
+        <w:t xml:space="preserve"> </w:t>
+      </w:r>
+      <w:proofErr w:type="spellStart"/>
+      <w:r>
+        <w:t>Contract</w:t>
+      </w:r>
+      <w:r>
+        <w:t>.</w:t>
+      </w:r>
+      <w:r>
+        <w:t>Model</w:t>
+      </w:r>
+      <w:r>
+        <w:t>.</w:t>
+      </w:r>
+      <w:r>
+        <w:t>ErrorMessage</w:t>
+      </w:r>
+      <w:proofErr w:type="spellEnd"/>
+    </w:p>
+    <w:p>
+      <w:pPr>
+        <w:rPr>
+          <w:lang w:val="en-US"/>
+        </w:rPr>
+      </w:pPr>
+      <w:bookmarkStart w:id="0" w:name="_GoBack"/>
+      <w:bookmarkEnd w:id="0"/>
+    </w:p>
+    <w:p>
       <w:pPr>
         <w:rPr>
           <w:lang w:val="en-US"/>
@@ -463,29 +515,77 @@
     </w:p>
     <w:p>
       <w:pPr>
-        <w:rPr>
-          <w:lang w:val="en-US"/>
-        </w:rPr>
-      </w:pPr>
-    </w:p>
-    <w:p>
-      <w:pPr>
-        <w:spacing w:after="0" w:line="360" w:lineRule="auto"/>
-        <w:jc w:val="both"/>
-        <w:rPr>
-          <w:lang w:val="en-US"/>
-        </w:rPr>
-      </w:pPr>
-      <w:r>
-        <w:rPr>
-          <w:lang w:val="en-US"/>
-        </w:rPr>
+        <w:spacing w:after="0" w:line="360" w:lineRule="auto"/>
+        <w:jc w:val="both"/>
+        <w:rPr>
+          <w:lang w:val="en-US"/>
+        </w:rPr>
+      </w:pPr>
+      <w:r>
+        <w:rPr>
+          <w:lang w:val="en-US"/>
+        </w:rPr>
+        <w:tab/>
         <w:t>0.0.5.</w:t>
       </w:r>
       <w:r>
         <w:rPr>
           <w:lang w:val="en-US"/>
         </w:rPr>
+        <w:t>2</w:t>
+      </w:r>
+      <w:r>
+        <w:rPr>
+          <w:lang w:val="en-US"/>
+        </w:rPr>
+        <w:t xml:space="preserve">.2 </w:t>
+      </w:r>
+      <w:proofErr w:type="spellStart"/>
+      <w:r>
+        <w:rPr>
+          <w:lang w:val="en-US"/>
+        </w:rPr>
+        <w:t>Planning.Con</w:t>
+      </w:r>
+      <w:r>
+        <w:rPr>
+          <w:lang w:val="en-US"/>
+        </w:rPr>
+        <w:t>trollers.AccountController.Log</w:t>
+      </w:r>
+      <w:r>
+        <w:rPr>
+          <w:lang w:val="en-US"/>
+        </w:rPr>
+        <w:t>out</w:t>
+      </w:r>
+      <w:proofErr w:type="spellEnd"/>
+    </w:p>
+    <w:p>
+      <w:pPr>
+        <w:rPr>
+          <w:lang w:val="en-US"/>
+        </w:rPr>
+      </w:pPr>
+    </w:p>
+    <w:p>
+      <w:pPr>
+        <w:spacing w:after="0" w:line="360" w:lineRule="auto"/>
+        <w:jc w:val="both"/>
+        <w:rPr>
+          <w:lang w:val="en-US"/>
+        </w:rPr>
+      </w:pPr>
+      <w:r>
+        <w:rPr>
+          <w:lang w:val="en-US"/>
+        </w:rPr>
+        <w:t>0.0.5.</w:t>
+      </w:r>
+      <w:r>
+        <w:rPr>
+          <w:lang w:val="en-US"/>
+        </w:rPr>
         <w:t>3</w:t>
       </w:r>
       <w:r>
@@ -514,17 +614,42 @@
       </w:r>
     </w:p>
     <w:p>
-      <w:pPr>
-        <w:rPr>
-          <w:lang w:val="en-US"/>
-        </w:rPr>
-      </w:pPr>
-    </w:p>
-    <w:p>
+      <w:r>
+        <w:rPr>
+          <w:lang w:val="en-US"/>
+        </w:rPr>
+        <w:tab/>
+      </w:r>
       <w:r>
         <w:t>0.0.5.</w:t>
       </w:r>
       <w:r>
+        <w:t>3</w:t>
+      </w:r>
+      <w:r>
+        <w:t>.1.</w:t>
+      </w:r>
+      <w:r>
+        <w:t xml:space="preserve"> </w:t>
+      </w:r>
+      <w:r>
+        <w:t>Тестирование 0.0.4.1</w:t>
+      </w:r>
+    </w:p>
+    <w:p>
+      <w:r>
+        <w:tab/>
+        <w:t xml:space="preserve">0.0.5.3.2. </w:t>
+      </w:r>
+      <w:r>
+        <w:t>Тестирование 0.0.4.2</w:t>
+      </w:r>
+    </w:p>
+    <w:p>
+      <w:r>
+        <w:t>0.0.5.</w:t>
+      </w:r>
+      <w:r>
         <w:t>4. Интеграционные тесты</w:t>
       </w:r>
     </w:p>
@@ -549,10 +674,7 @@
         <w:t>Выпуск релиза</w:t>
       </w:r>
     </w:p>
-    <w:p>
-      <w:bookmarkStart w:id="0" w:name="_GoBack"/>
-      <w:bookmarkEnd w:id="0"/>
-    </w:p>
+    <w:p/>
     <w:p/>
     <w:sectPr>
       <w:pgSz w:w="11906" w:h="16838"/>

--- a/Docs/TechTask/ТЗ 0.0.5.docx
+++ b/Docs/TechTask/ТЗ 0.0.5.docx
@@ -374,7 +374,15 @@
       <w:proofErr w:type="gramEnd"/>
     </w:p>
     <w:p>
-      <w:r>
+      <w:pPr>
+        <w:rPr>
+          <w:lang w:val="en-US"/>
+        </w:rPr>
+      </w:pPr>
+      <w:r>
+        <w:rPr>
+          <w:lang w:val="en-US"/>
+        </w:rPr>
         <w:tab/>
       </w:r>
       <w:r>
@@ -396,23 +404,17 @@
         <w:t>.</w:t>
       </w:r>
       <w:r>
+        <w:rPr>
+          <w:lang w:val="en-US"/>
+        </w:rPr>
         <w:t xml:space="preserve"> </w:t>
       </w:r>
       <w:proofErr w:type="spellStart"/>
       <w:r>
-        <w:t>Contract</w:t>
-      </w:r>
-      <w:r>
-        <w:t>.</w:t>
-      </w:r>
-      <w:r>
-        <w:t>Model</w:t>
-      </w:r>
-      <w:r>
-        <w:t>.</w:t>
-      </w:r>
-      <w:r>
-        <w:t>ErrorMessage</w:t>
+        <w:rPr>
+          <w:lang w:val="en-US"/>
+        </w:rPr>
+        <w:t>Contract.Model.ErrorMessage</w:t>
       </w:r>
       <w:proofErr w:type="spellEnd"/>
     </w:p>
@@ -422,6 +424,172 @@
           <w:lang w:val="en-US"/>
         </w:rPr>
       </w:pPr>
+    </w:p>
+    <w:p>
+      <w:pPr>
+        <w:rPr>
+          <w:lang w:val="en-US"/>
+        </w:rPr>
+      </w:pPr>
+    </w:p>
+    <w:p>
+      <w:pPr>
+        <w:spacing w:after="0" w:line="360" w:lineRule="auto"/>
+        <w:jc w:val="both"/>
+        <w:rPr>
+          <w:lang w:val="en-US"/>
+        </w:rPr>
+      </w:pPr>
+      <w:r>
+        <w:rPr>
+          <w:lang w:val="en-US"/>
+        </w:rPr>
+        <w:t>0.0.5.</w:t>
+      </w:r>
+      <w:r>
+        <w:rPr>
+          <w:lang w:val="en-US"/>
+        </w:rPr>
+        <w:t>2</w:t>
+      </w:r>
+      <w:r>
+        <w:rPr>
+          <w:lang w:val="en-US"/>
+        </w:rPr>
+        <w:t xml:space="preserve">. </w:t>
+      </w:r>
+      <w:r>
+        <w:t>Юнит</w:t>
+      </w:r>
+      <w:r>
+        <w:rPr>
+          <w:lang w:val="en-US"/>
+        </w:rPr>
+        <w:t>-</w:t>
+      </w:r>
+      <w:r>
+        <w:t>тесты</w:t>
+      </w:r>
+      <w:r>
+        <w:rPr>
+          <w:lang w:val="en-US"/>
+        </w:rPr>
+        <w:t>:</w:t>
+      </w:r>
+    </w:p>
+    <w:p>
+      <w:pPr>
+        <w:spacing w:after="0" w:line="360" w:lineRule="auto"/>
+        <w:jc w:val="both"/>
+        <w:rPr>
+          <w:lang w:val="en-US"/>
+        </w:rPr>
+      </w:pPr>
+      <w:r>
+        <w:rPr>
+          <w:lang w:val="en-US"/>
+        </w:rPr>
+        <w:tab/>
+        <w:t>0.0.5.</w:t>
+      </w:r>
+      <w:r>
+        <w:rPr>
+          <w:lang w:val="en-US"/>
+        </w:rPr>
+        <w:t>2</w:t>
+      </w:r>
+      <w:r>
+        <w:rPr>
+          <w:lang w:val="en-US"/>
+        </w:rPr>
+        <w:t xml:space="preserve">.1. </w:t>
+      </w:r>
+      <w:proofErr w:type="spellStart"/>
+      <w:r>
+        <w:rPr>
+          <w:lang w:val="en-US"/>
+        </w:rPr>
+        <w:t>Planning.Controllers.AccountController.Login</w:t>
+      </w:r>
+      <w:proofErr w:type="spellEnd"/>
+    </w:p>
+    <w:p>
+      <w:pPr>
+        <w:spacing w:after="0" w:line="360" w:lineRule="auto"/>
+        <w:jc w:val="both"/>
+        <w:rPr>
+          <w:lang w:val="en-US"/>
+        </w:rPr>
+      </w:pPr>
+      <w:r>
+        <w:rPr>
+          <w:lang w:val="en-US"/>
+        </w:rPr>
+        <w:tab/>
+        <w:t>0.0.5.</w:t>
+      </w:r>
+      <w:r>
+        <w:rPr>
+          <w:lang w:val="en-US"/>
+        </w:rPr>
+        <w:t>2</w:t>
+      </w:r>
+      <w:r>
+        <w:rPr>
+          <w:lang w:val="en-US"/>
+        </w:rPr>
+        <w:t xml:space="preserve">.2 </w:t>
+      </w:r>
+      <w:proofErr w:type="spellStart"/>
+      <w:r>
+        <w:rPr>
+          <w:lang w:val="en-US"/>
+        </w:rPr>
+        <w:t>Planning.Con</w:t>
+      </w:r>
+      <w:r>
+        <w:rPr>
+          <w:lang w:val="en-US"/>
+        </w:rPr>
+        <w:t>trollers.AccountController.Log</w:t>
+      </w:r>
+      <w:r>
+        <w:rPr>
+          <w:lang w:val="en-US"/>
+        </w:rPr>
+        <w:t>out</w:t>
+      </w:r>
+      <w:proofErr w:type="spellEnd"/>
+    </w:p>
+    <w:p>
+      <w:pPr>
+        <w:rPr>
+          <w:lang w:val="en-US"/>
+        </w:rPr>
+      </w:pPr>
+    </w:p>
+    <w:p>
+      <w:r>
+        <w:t>0.0.5.</w:t>
+      </w:r>
+      <w:r>
+        <w:t>3</w:t>
+      </w:r>
+      <w:r>
+        <w:t>. Интеграционные тесты</w:t>
+      </w:r>
+    </w:p>
+    <w:p>
+      <w:pPr>
+        <w:rPr>
+          <w:lang w:val="en-US"/>
+        </w:rPr>
+      </w:pPr>
+    </w:p>
+    <w:p>
+      <w:r>
+        <w:t>0.0.5.4. Раскатка на тестовом стенде</w:t>
+      </w:r>
       <w:bookmarkStart w:id="0" w:name="_GoBack"/>
       <w:bookmarkEnd w:id="0"/>
     </w:p>
@@ -444,13 +612,14 @@
         <w:rPr>
           <w:lang w:val="en-US"/>
         </w:rPr>
+        <w:lastRenderedPageBreak/>
         <w:t>0.0.5.</w:t>
       </w:r>
       <w:r>
         <w:rPr>
           <w:lang w:val="en-US"/>
         </w:rPr>
-        <w:t>2</w:t>
+        <w:t>5</w:t>
       </w:r>
       <w:r>
         <w:rPr>
@@ -459,13 +628,13 @@
         <w:t xml:space="preserve">. </w:t>
       </w:r>
       <w:r>
-        <w:t>Юнит</w:t>
-      </w:r>
-      <w:r>
-        <w:rPr>
-          <w:lang w:val="en-US"/>
-        </w:rPr>
-        <w:t>-</w:t>
+        <w:t>Ручные</w:t>
+      </w:r>
+      <w:r>
+        <w:rPr>
+          <w:lang w:val="en-US"/>
+        </w:rPr>
+        <w:t xml:space="preserve"> </w:t>
       </w:r>
       <w:r>
         <w:t>тесты</w:t>
@@ -478,159 +647,17 @@
       </w:r>
     </w:p>
     <w:p>
-      <w:pPr>
-        <w:spacing w:after="0" w:line="360" w:lineRule="auto"/>
-        <w:jc w:val="both"/>
-        <w:rPr>
-          <w:lang w:val="en-US"/>
-        </w:rPr>
-      </w:pPr>
       <w:r>
         <w:rPr>
           <w:lang w:val="en-US"/>
         </w:rPr>
         <w:tab/>
-        <w:t>0.0.5.</w:t>
-      </w:r>
-      <w:r>
-        <w:rPr>
-          <w:lang w:val="en-US"/>
-        </w:rPr>
-        <w:t>2</w:t>
-      </w:r>
-      <w:r>
-        <w:rPr>
-          <w:lang w:val="en-US"/>
-        </w:rPr>
-        <w:t xml:space="preserve">.1. </w:t>
-      </w:r>
-      <w:proofErr w:type="spellStart"/>
-      <w:r>
-        <w:rPr>
-          <w:lang w:val="en-US"/>
-        </w:rPr>
-        <w:t>Planning.Controllers.AccountController.Login</w:t>
-      </w:r>
-      <w:proofErr w:type="spellEnd"/>
-    </w:p>
-    <w:p>
-      <w:pPr>
-        <w:spacing w:after="0" w:line="360" w:lineRule="auto"/>
-        <w:jc w:val="both"/>
-        <w:rPr>
-          <w:lang w:val="en-US"/>
-        </w:rPr>
-      </w:pPr>
-      <w:r>
-        <w:rPr>
-          <w:lang w:val="en-US"/>
-        </w:rPr>
-        <w:tab/>
-        <w:t>0.0.5.</w:t>
-      </w:r>
-      <w:r>
-        <w:rPr>
-          <w:lang w:val="en-US"/>
-        </w:rPr>
-        <w:t>2</w:t>
-      </w:r>
-      <w:r>
-        <w:rPr>
-          <w:lang w:val="en-US"/>
-        </w:rPr>
-        <w:t xml:space="preserve">.2 </w:t>
-      </w:r>
-      <w:proofErr w:type="spellStart"/>
-      <w:r>
-        <w:rPr>
-          <w:lang w:val="en-US"/>
-        </w:rPr>
-        <w:t>Planning.Con</w:t>
-      </w:r>
-      <w:r>
-        <w:rPr>
-          <w:lang w:val="en-US"/>
-        </w:rPr>
-        <w:t>trollers.AccountController.Log</w:t>
-      </w:r>
-      <w:r>
-        <w:rPr>
-          <w:lang w:val="en-US"/>
-        </w:rPr>
-        <w:t>out</w:t>
-      </w:r>
-      <w:proofErr w:type="spellEnd"/>
-    </w:p>
-    <w:p>
-      <w:pPr>
-        <w:rPr>
-          <w:lang w:val="en-US"/>
-        </w:rPr>
-      </w:pPr>
-    </w:p>
-    <w:p>
-      <w:pPr>
-        <w:spacing w:after="0" w:line="360" w:lineRule="auto"/>
-        <w:jc w:val="both"/>
-        <w:rPr>
-          <w:lang w:val="en-US"/>
-        </w:rPr>
-      </w:pPr>
-      <w:r>
-        <w:rPr>
-          <w:lang w:val="en-US"/>
-        </w:rPr>
-        <w:t>0.0.5.</w:t>
-      </w:r>
-      <w:r>
-        <w:rPr>
-          <w:lang w:val="en-US"/>
-        </w:rPr>
-        <w:t>3</w:t>
-      </w:r>
-      <w:r>
-        <w:rPr>
-          <w:lang w:val="en-US"/>
-        </w:rPr>
-        <w:t xml:space="preserve">. </w:t>
-      </w:r>
-      <w:r>
-        <w:t>Ручные</w:t>
-      </w:r>
-      <w:r>
-        <w:rPr>
-          <w:lang w:val="en-US"/>
-        </w:rPr>
-        <w:t xml:space="preserve"> </w:t>
-      </w:r>
-      <w:r>
-        <w:t>тесты</w:t>
-      </w:r>
-      <w:r>
-        <w:rPr>
-          <w:lang w:val="en-US"/>
-        </w:rPr>
-        <w:t>:</w:t>
-      </w:r>
-    </w:p>
-    <w:p>
-      <w:r>
-        <w:rPr>
-          <w:lang w:val="en-US"/>
-        </w:rPr>
-        <w:tab/>
-      </w:r>
-      <w:r>
-        <w:t>0.0.5.</w:t>
-      </w:r>
-      <w:r>
-        <w:t>3</w:t>
-      </w:r>
-      <w:r>
-        <w:t>.1.</w:t>
-      </w:r>
-      <w:r>
-        <w:t xml:space="preserve"> </w:t>
+      </w:r>
+      <w:r>
+        <w:rPr>
+          <w:lang w:val="en-US"/>
+        </w:rPr>
+        <w:t xml:space="preserve">0.0.5.3.1. </w:t>
       </w:r>
       <w:r>
         <w:t>Тестирование 0.0.4.1</w:t>
@@ -643,14 +670,6 @@
       </w:r>
       <w:r>
         <w:t>Тестирование 0.0.4.2</w:t>
-      </w:r>
-    </w:p>
-    <w:p>
-      <w:r>
-        <w:t>0.0.5.</w:t>
-      </w:r>
-      <w:r>
-        <w:t>4. Интеграционные тесты</w:t>
       </w:r>
     </w:p>
     <w:p/>

--- a/Docs/TechTask/ТЗ 0.0.5.docx
+++ b/Docs/TechTask/ТЗ 0.0.5.docx
@@ -424,6 +424,19 @@
           <w:lang w:val="en-US"/>
         </w:rPr>
       </w:pPr>
+      <w:r>
+        <w:rPr>
+          <w:lang w:val="en-US"/>
+        </w:rPr>
+        <w:tab/>
+      </w:r>
+    </w:p>
+    <w:p>
+      <w:pPr>
+        <w:rPr>
+          <w:lang w:val="en-US"/>
+        </w:rPr>
+      </w:pPr>
     </w:p>
     <w:p>
       <w:pPr>
@@ -569,132 +582,117 @@
       </w:pPr>
     </w:p>
     <w:p>
+      <w:pPr>
+        <w:rPr>
+          <w:lang w:val="en-US"/>
+        </w:rPr>
+      </w:pPr>
+      <w:r>
+        <w:rPr>
+          <w:lang w:val="en-US"/>
+        </w:rPr>
+        <w:t xml:space="preserve">0.0.5.3. </w:t>
+      </w:r>
+      <w:r>
+        <w:t>Интеграционные</w:t>
+      </w:r>
+      <w:r>
+        <w:rPr>
+          <w:lang w:val="en-US"/>
+        </w:rPr>
+        <w:t xml:space="preserve"> </w:t>
+      </w:r>
+      <w:r>
+        <w:t>тесты</w:t>
+      </w:r>
+    </w:p>
+    <w:p>
+      <w:pPr>
+        <w:rPr>
+          <w:lang w:val="en-US"/>
+        </w:rPr>
+      </w:pPr>
+    </w:p>
+    <w:p>
+      <w:r>
+        <w:t>0.0.5.4. Раскатка на тестовом стенде</w:t>
+      </w:r>
+    </w:p>
+    <w:p/>
+    <w:p>
+      <w:pPr>
+        <w:spacing w:after="0" w:line="360" w:lineRule="auto"/>
+        <w:jc w:val="both"/>
+      </w:pPr>
       <w:r>
         <w:t>0.0.5.</w:t>
       </w:r>
       <w:r>
-        <w:t>3</w:t>
-      </w:r>
-      <w:r>
-        <w:t>. Интеграционные тесты</w:t>
-      </w:r>
-    </w:p>
-    <w:p>
-      <w:pPr>
-        <w:rPr>
-          <w:lang w:val="en-US"/>
-        </w:rPr>
-      </w:pPr>
-    </w:p>
-    <w:p>
-      <w:r>
-        <w:t>0.0.5.4. Раскатка на тестовом стенде</w:t>
+        <w:t>5</w:t>
+      </w:r>
+      <w:r>
+        <w:t xml:space="preserve">. </w:t>
+      </w:r>
+      <w:r>
+        <w:t>Ручные</w:t>
+      </w:r>
+      <w:r>
+        <w:t xml:space="preserve"> </w:t>
+      </w:r>
+      <w:r>
+        <w:t>тесты</w:t>
+      </w:r>
+      <w:r>
+        <w:t>:</w:t>
+      </w:r>
+    </w:p>
+    <w:p>
+      <w:r>
+        <w:tab/>
+        <w:t xml:space="preserve">0.0.5.3.1. </w:t>
+      </w:r>
+      <w:r>
+        <w:t>Тестирование 0.0.4.1</w:t>
+      </w:r>
+    </w:p>
+    <w:p>
+      <w:r>
+        <w:tab/>
+        <w:t xml:space="preserve">0.0.5.3.2. </w:t>
+      </w:r>
+      <w:r>
+        <w:t>Тестирование 0.0.4.2</w:t>
+      </w:r>
+    </w:p>
+    <w:p/>
+    <w:p>
+      <w:r>
+        <w:t>0.0.5.</w:t>
+      </w:r>
+      <w:r>
+        <w:t>5. Исправления по результатам тестов</w:t>
+      </w:r>
+    </w:p>
+    <w:p/>
+    <w:p>
+      <w:r>
+        <w:rPr>
+          <w:lang w:val="en-US"/>
+        </w:rPr>
+        <w:t xml:space="preserve">0.0.5.6. </w:t>
+      </w:r>
+      <w:r>
+        <w:t>Выпуск релиза</w:t>
+      </w:r>
+    </w:p>
+    <w:p/>
+    <w:p>
+      <w:r>
+        <w:t>0.0.5.7. Раскатка на проде</w:t>
       </w:r>
       <w:bookmarkStart w:id="0" w:name="_GoBack"/>
       <w:bookmarkEnd w:id="0"/>
     </w:p>
-    <w:p>
-      <w:pPr>
-        <w:rPr>
-          <w:lang w:val="en-US"/>
-        </w:rPr>
-      </w:pPr>
-    </w:p>
-    <w:p>
-      <w:pPr>
-        <w:spacing w:after="0" w:line="360" w:lineRule="auto"/>
-        <w:jc w:val="both"/>
-        <w:rPr>
-          <w:lang w:val="en-US"/>
-        </w:rPr>
-      </w:pPr>
-      <w:r>
-        <w:rPr>
-          <w:lang w:val="en-US"/>
-        </w:rPr>
-        <w:lastRenderedPageBreak/>
-        <w:t>0.0.5.</w:t>
-      </w:r>
-      <w:r>
-        <w:rPr>
-          <w:lang w:val="en-US"/>
-        </w:rPr>
-        <w:t>5</w:t>
-      </w:r>
-      <w:r>
-        <w:rPr>
-          <w:lang w:val="en-US"/>
-        </w:rPr>
-        <w:t xml:space="preserve">. </w:t>
-      </w:r>
-      <w:r>
-        <w:t>Ручные</w:t>
-      </w:r>
-      <w:r>
-        <w:rPr>
-          <w:lang w:val="en-US"/>
-        </w:rPr>
-        <w:t xml:space="preserve"> </w:t>
-      </w:r>
-      <w:r>
-        <w:t>тесты</w:t>
-      </w:r>
-      <w:r>
-        <w:rPr>
-          <w:lang w:val="en-US"/>
-        </w:rPr>
-        <w:t>:</w:t>
-      </w:r>
-    </w:p>
-    <w:p>
-      <w:r>
-        <w:rPr>
-          <w:lang w:val="en-US"/>
-        </w:rPr>
-        <w:tab/>
-      </w:r>
-      <w:r>
-        <w:rPr>
-          <w:lang w:val="en-US"/>
-        </w:rPr>
-        <w:t xml:space="preserve">0.0.5.3.1. </w:t>
-      </w:r>
-      <w:r>
-        <w:t>Тестирование 0.0.4.1</w:t>
-      </w:r>
-    </w:p>
-    <w:p>
-      <w:r>
-        <w:tab/>
-        <w:t xml:space="preserve">0.0.5.3.2. </w:t>
-      </w:r>
-      <w:r>
-        <w:t>Тестирование 0.0.4.2</w:t>
-      </w:r>
-    </w:p>
-    <w:p/>
-    <w:p>
-      <w:r>
-        <w:t>0.0.5.</w:t>
-      </w:r>
-      <w:r>
-        <w:t>5. Исправления по результатам тестов</w:t>
-      </w:r>
-    </w:p>
-    <w:p/>
-    <w:p>
-      <w:r>
-        <w:rPr>
-          <w:lang w:val="en-US"/>
-        </w:rPr>
-        <w:t xml:space="preserve">0.0.5.6. </w:t>
-      </w:r>
-      <w:r>
-        <w:t>Выпуск релиза</w:t>
-      </w:r>
-    </w:p>
-    <w:p/>
-    <w:p/>
     <w:sectPr>
       <w:pgSz w:w="11906" w:h="16838"/>
       <w:pgMar w:top="567" w:right="567" w:bottom="567" w:left="567" w:header="708" w:footer="708" w:gutter="0"/>

--- a/Docs/TechTask/ТЗ 0.0.5.docx
+++ b/Docs/TechTask/ТЗ 0.0.5.docx
@@ -248,14 +248,26 @@
       <w:pPr>
         <w:spacing w:after="0" w:line="360" w:lineRule="auto"/>
         <w:jc w:val="both"/>
-      </w:pPr>
-      <w:r>
+        <w:rPr>
+          <w:lang w:val="en-US"/>
+        </w:rPr>
+      </w:pPr>
+      <w:r>
+        <w:rPr>
+          <w:lang w:val="en-US"/>
+        </w:rPr>
         <w:t>0.0.</w:t>
       </w:r>
       <w:r>
+        <w:rPr>
+          <w:lang w:val="en-US"/>
+        </w:rPr>
         <w:t>5</w:t>
       </w:r>
       <w:r>
+        <w:rPr>
+          <w:lang w:val="en-US"/>
+        </w:rPr>
         <w:t xml:space="preserve">.1. </w:t>
       </w:r>
       <w:proofErr w:type="spellStart"/>
@@ -264,6 +276,9 @@
       </w:r>
       <w:proofErr w:type="spellEnd"/>
       <w:r>
+        <w:rPr>
+          <w:lang w:val="en-US"/>
+        </w:rPr>
         <w:t>:</w:t>
       </w:r>
     </w:p>
@@ -271,37 +286,46 @@
       <w:pPr>
         <w:spacing w:after="0" w:line="360" w:lineRule="auto"/>
         <w:jc w:val="both"/>
-      </w:pPr>
-      <w:r>
+        <w:rPr>
+          <w:lang w:val="en-US"/>
+        </w:rPr>
+      </w:pPr>
+      <w:r>
+        <w:rPr>
+          <w:lang w:val="en-US"/>
+        </w:rPr>
         <w:tab/>
       </w:r>
       <w:r>
+        <w:rPr>
+          <w:lang w:val="en-US"/>
+        </w:rPr>
         <w:t>+</w:t>
       </w:r>
       <w:r>
+        <w:rPr>
+          <w:lang w:val="en-US"/>
+        </w:rPr>
         <w:t>0.0.</w:t>
       </w:r>
       <w:r>
+        <w:rPr>
+          <w:lang w:val="en-US"/>
+        </w:rPr>
         <w:t>5</w:t>
       </w:r>
       <w:r>
+        <w:rPr>
+          <w:lang w:val="en-US"/>
+        </w:rPr>
         <w:t xml:space="preserve">.1.1. </w:t>
       </w:r>
       <w:proofErr w:type="spellStart"/>
       <w:r>
-        <w:t>Contract</w:t>
-      </w:r>
-      <w:r>
-        <w:t>.</w:t>
-      </w:r>
-      <w:r>
-        <w:t>Model</w:t>
-      </w:r>
-      <w:r>
-        <w:t>.</w:t>
-      </w:r>
-      <w:r>
-        <w:t>ErrorMessage</w:t>
+        <w:rPr>
+          <w:lang w:val="en-US"/>
+        </w:rPr>
+        <w:t>Contract.Model.ErrorMessage</w:t>
       </w:r>
       <w:proofErr w:type="spellEnd"/>
     </w:p>
@@ -312,6 +336,9 @@
         </w:rPr>
       </w:pPr>
       <w:r>
+        <w:rPr>
+          <w:lang w:val="en-US"/>
+        </w:rPr>
         <w:tab/>
       </w:r>
       <w:r>
@@ -576,17 +603,97 @@
     </w:p>
     <w:p>
       <w:pPr>
-        <w:rPr>
-          <w:lang w:val="en-US"/>
-        </w:rPr>
-      </w:pPr>
-    </w:p>
-    <w:p>
-      <w:pPr>
-        <w:rPr>
-          <w:lang w:val="en-US"/>
-        </w:rPr>
-      </w:pPr>
+        <w:spacing w:after="0" w:line="360" w:lineRule="auto"/>
+        <w:jc w:val="both"/>
+        <w:rPr>
+          <w:lang w:val="en-US"/>
+        </w:rPr>
+      </w:pPr>
+      <w:r>
+        <w:rPr>
+          <w:lang w:val="en-US"/>
+        </w:rPr>
+        <w:tab/>
+        <w:t>0.0.5.</w:t>
+      </w:r>
+      <w:r>
+        <w:rPr>
+          <w:lang w:val="en-US"/>
+        </w:rPr>
+        <w:t>2</w:t>
+      </w:r>
+      <w:r>
+        <w:rPr>
+          <w:lang w:val="en-US"/>
+        </w:rPr>
+        <w:t xml:space="preserve">.3. </w:t>
+      </w:r>
+    </w:p>
+    <w:p>
+      <w:pPr>
+        <w:spacing w:after="0" w:line="360" w:lineRule="auto"/>
+        <w:jc w:val="both"/>
+        <w:rPr>
+          <w:lang w:val="en-US"/>
+        </w:rPr>
+      </w:pPr>
+      <w:r>
+        <w:rPr>
+          <w:lang w:val="en-US"/>
+        </w:rPr>
+        <w:tab/>
+        <w:t>0.0.5.</w:t>
+      </w:r>
+      <w:r>
+        <w:rPr>
+          <w:lang w:val="en-US"/>
+        </w:rPr>
+        <w:t>2</w:t>
+      </w:r>
+      <w:r>
+        <w:rPr>
+          <w:lang w:val="en-US"/>
+        </w:rPr>
+        <w:t xml:space="preserve">.4. </w:t>
+      </w:r>
+      <w:r>
+        <w:rPr>
+          <w:lang w:val="en-US"/>
+        </w:rPr>
+        <w:t>Planning</w:t>
+      </w:r>
+      <w:r>
+        <w:rPr>
+          <w:lang w:val="en-US"/>
+        </w:rPr>
+        <w:t>.Con</w:t>
+      </w:r>
+      <w:r>
+        <w:rPr>
+          <w:lang w:val="en-US"/>
+        </w:rPr>
+        <w:t>trollers.AccountController.Logout</w:t>
+      </w:r>
+      <w:bookmarkStart w:id="0" w:name="_GoBack"/>
+      <w:bookmarkEnd w:id="0"/>
+    </w:p>
+    <w:p>
+      <w:pPr>
+        <w:spacing w:after="0" w:line="360" w:lineRule="auto"/>
+        <w:jc w:val="both"/>
+        <w:rPr>
+          <w:lang w:val="en-US"/>
+        </w:rPr>
+      </w:pPr>
+    </w:p>
+    <w:p>
+      <w:pPr>
+        <w:rPr>
+          <w:lang w:val="en-US"/>
+        </w:rPr>
+      </w:pPr>
+    </w:p>
+    <w:p>
       <w:r>
         <w:rPr>
           <w:lang w:val="en-US"/>
@@ -597,22 +704,13 @@
         <w:t>Интеграционные</w:t>
       </w:r>
       <w:r>
-        <w:rPr>
-          <w:lang w:val="en-US"/>
-        </w:rPr>
         <w:t xml:space="preserve"> </w:t>
       </w:r>
       <w:r>
         <w:t>тесты</w:t>
       </w:r>
     </w:p>
-    <w:p>
-      <w:pPr>
-        <w:rPr>
-          <w:lang w:val="en-US"/>
-        </w:rPr>
-      </w:pPr>
-    </w:p>
+    <w:p/>
     <w:p>
       <w:r>
         <w:t>0.0.5.4. Раскатка на тестовом стенде</w:t>
@@ -690,8 +788,6 @@
       <w:r>
         <w:t>0.0.5.7. Раскатка на проде</w:t>
       </w:r>
-      <w:bookmarkStart w:id="0" w:name="_GoBack"/>
-      <w:bookmarkEnd w:id="0"/>
     </w:p>
     <w:sectPr>
       <w:pgSz w:w="11906" w:h="16838"/>
